--- a/ind/docx/005.content.docx
+++ b/ind/docx/005.content.docx
@@ -220,7 +220,6 @@
       </w:r>
       <w:r>
         <w:rPr>
-          <w:b/>
           <w:lang w:val="id_ID" w:bidi="id_ID"/>
         </w:rPr>
         <w:t>Allah</w:t>
@@ -233,7 +232,6 @@
       </w:r>
       <w:r>
         <w:rPr>
-          <w:b/>
           <w:lang w:val="id_ID" w:bidi="id_ID"/>
         </w:rPr>
         <w:t>Israel</w:t>
@@ -258,36 +256,24 @@
         </w:rPr>
         <w:t xml:space="preserve">Pada masa Yesus, orang-orang Farisi adalah kelompok guru-guru agama yang paling berpengaruh di </w:t>
       </w:r>
-      <w:hyperlink r:id="rId13">
-        <w:r>
-          <w:rPr>
-            <w:lang w:val="id_ID" w:bidi="id_ID"/>
-          </w:rPr>
-          <w:rPr>
-            <w:color w:val="0000EE"/>
-            <w:u w:val="single"/>
-          </w:rPr>
-          <w:t>Israel</w:t>
-        </w:r>
-      </w:hyperlink>
+      <w:r>
+        <w:rPr>
+          <w:lang w:val="id_ID" w:bidi="id_ID"/>
+        </w:rPr>
+        <w:t>Israel</w:t>
+      </w:r>
       <w:r>
         <w:rPr>
           <w:lang w:val="id_ID" w:bidi="id_ID"/>
         </w:rPr>
         <w:t xml:space="preserve">. Banyak guru agama di </w:t>
       </w:r>
-      <w:hyperlink r:id="rId14">
-        <w:r>
-          <w:rPr>
-            <w:lang w:val="id_ID" w:bidi="id_ID"/>
-          </w:rPr>
-          <w:rPr>
-            <w:color w:val="0000EE"/>
-            <w:u w:val="single"/>
-          </w:rPr>
-          <w:t>Yerusalem</w:t>
-        </w:r>
-      </w:hyperlink>
+      <w:r>
+        <w:rPr>
+          <w:lang w:val="id_ID" w:bidi="id_ID"/>
+        </w:rPr>
+        <w:t>Yerusalem</w:t>
+      </w:r>
       <w:r>
         <w:rPr>
           <w:lang w:val="id_ID" w:bidi="id_ID"/>
@@ -296,7 +282,6 @@
       </w:r>
       <w:r>
         <w:rPr>
-          <w:b/>
           <w:lang w:val="id_ID" w:bidi="id_ID"/>
         </w:rPr>
         <w:t>Saduki</w:t>
@@ -307,18 +292,12 @@
         </w:rPr>
         <w:t xml:space="preserve">. Orang-orang Farisi dan Saduki juga adalah bagian dari </w:t>
       </w:r>
-      <w:hyperlink r:id="rId15">
-        <w:r>
-          <w:rPr>
-            <w:lang w:val="id_ID" w:bidi="id_ID"/>
-          </w:rPr>
-          <w:rPr>
-            <w:color w:val="0000EE"/>
-            <w:u w:val="single"/>
-          </w:rPr>
-          <w:t>Sanhedrin</w:t>
-        </w:r>
-      </w:hyperlink>
+      <w:r>
+        <w:rPr>
+          <w:lang w:val="id_ID" w:bidi="id_ID"/>
+        </w:rPr>
+        <w:t>Sanhedrin</w:t>
+      </w:r>
       <w:r>
         <w:rPr>
           <w:lang w:val="id_ID" w:bidi="id_ID"/>
@@ -327,7 +306,6 @@
       </w:r>
       <w:r>
         <w:rPr>
-          <w:b/>
           <w:lang w:val="id_ID" w:bidi="id_ID"/>
         </w:rPr>
         <w:t>Yahudi</w:t>
@@ -399,18 +377,12 @@
         </w:rPr>
         <w:t xml:space="preserve"> adalah sebuah gelar bagi </w:t>
       </w:r>
-      <w:hyperlink r:id="rId16">
-        <w:r>
-          <w:rPr>
-            <w:lang w:val="id_ID" w:bidi="id_ID"/>
-          </w:rPr>
-          <w:rPr>
-            <w:color w:val="0000EE"/>
-            <w:u w:val="single"/>
-          </w:rPr>
-          <w:t>raja</w:t>
-        </w:r>
-      </w:hyperlink>
+      <w:r>
+        <w:rPr>
+          <w:lang w:val="id_ID" w:bidi="id_ID"/>
+        </w:rPr>
+        <w:t>raja</w:t>
+      </w:r>
       <w:r>
         <w:rPr>
           <w:lang w:val="id_ID" w:bidi="id_ID"/>
@@ -596,7 +568,6 @@
       </w:r>
       <w:r>
         <w:rPr>
-          <w:b/>
           <w:lang w:val="id_ID" w:bidi="id_ID"/>
         </w:rPr>
         <w:t>nabi-nabi</w:t>
@@ -621,18 +592,12 @@
         </w:rPr>
         <w:t xml:space="preserve">Ketika orang-orang dalam Perjanjian Baru berbicara tentang "firman," atau "firman Allah," atau "firman Tuhan," mereka biasanya memahaminya sebagai </w:t>
       </w:r>
-      <w:hyperlink r:id="rId17">
-        <w:r>
-          <w:rPr>
-            <w:lang w:val="id_ID" w:bidi="id_ID"/>
-          </w:rPr>
-          <w:rPr>
-            <w:color w:val="0000EE"/>
-            <w:u w:val="single"/>
-          </w:rPr>
-          <w:t>kabar baik</w:t>
-        </w:r>
-      </w:hyperlink>
+      <w:r>
+        <w:rPr>
+          <w:lang w:val="id_ID" w:bidi="id_ID"/>
+        </w:rPr>
+        <w:t>kabar baik</w:t>
+      </w:r>
       <w:r>
         <w:rPr>
           <w:lang w:val="id_ID" w:bidi="id_ID"/>
@@ -653,18 +618,12 @@
         </w:rPr>
         <w:t xml:space="preserve">Orang-orang dapat mengetahui apa yang Allah katakan kepada mereka melalui </w:t>
       </w:r>
-      <w:hyperlink r:id="rId18">
-        <w:r>
-          <w:rPr>
-            <w:lang w:val="id_ID" w:bidi="id_ID"/>
-          </w:rPr>
-          <w:rPr>
-            <w:color w:val="0000EE"/>
-            <w:u w:val="single"/>
-          </w:rPr>
-          <w:t>Kitab Suci</w:t>
-        </w:r>
-      </w:hyperlink>
+      <w:r>
+        <w:rPr>
+          <w:lang w:val="id_ID" w:bidi="id_ID"/>
+        </w:rPr>
+        <w:t>Kitab Suci</w:t>
+      </w:r>
       <w:r>
         <w:rPr>
           <w:lang w:val="id_ID" w:bidi="id_ID"/>
